--- a/spa/docx/52.content.docx
+++ b/spa/docx/52.content.docx
@@ -214,7 +214,7 @@
         <w:rPr>
           <w:lang w:val="es_ES" w:bidi="es_ES"/>
         </w:rPr>
-        <w:t xml:space="preserve"> Pablo, Silvano y Timoteo a la iglesia de los tesalonicenses, que está en Dios el Padre y en el Señor Jesucristo: Gracia y paz.</w:t>
+        <w:t xml:space="preserve"> Pablo, Silvano y Timoteo, juntos escribimos a la iglesia de los tesalonicenses, que está en Dios el Padre y en el Señor Jesucristo. Gracia y paz a todos ustedes.</w:t>
       </w:r>
     </w:p>
     <w:p>
@@ -256,7 +256,7 @@
         <w:rPr>
           <w:lang w:val="es_ES" w:bidi="es_ES"/>
         </w:rPr>
-        <w:t xml:space="preserve"> Cuando oramos a nuestro Dios y Padre, siempre viene a nuestra mente la obra que realizan por su fe, el trabajo que llevan a cabo por su amor y la constancia que mantienen por su esperanza en nuestro Señor Jesucristo.</w:t>
+        <w:t xml:space="preserve"> Cuando oramos a nuestro Dios y Padre, siempre viene a nuestra mente la obra que realizan por su fe. Recordamos el trabajo que llevan a cabo por su amor y la constancia que mantienen por su esperanza en nuestro Señor Jesucristo.</w:t>
       </w:r>
     </w:p>
     <w:p>
@@ -277,7 +277,7 @@
         <w:rPr>
           <w:lang w:val="es_ES" w:bidi="es_ES"/>
         </w:rPr>
-        <w:t xml:space="preserve"> Hermanos amados de Dios, sabemos que él los ha escogido,</w:t>
+        <w:t xml:space="preserve"> Hermanos amados de Dios, sabemos que él los ha escogido.</w:t>
       </w:r>
     </w:p>
     <w:p>
@@ -298,7 +298,7 @@
         <w:rPr>
           <w:lang w:val="es_ES" w:bidi="es_ES"/>
         </w:rPr>
-        <w:t xml:space="preserve"> porque cuando les anunciamos el evangelio, no les llegó solo con palabras, sino también con poder, con el Espíritu Santo y con plena convicción. Ustedes saben cómo nos comportamos entre ustedes buscando únicamente el bien de ustedes.</w:t>
+        <w:t xml:space="preserve"> Cuando les anunciamos las buenas noticias, no les llegaron solo con palabras, sino también con poder, con el Espíritu Santo y con plena convicción. Ustedes saben cómo nos comportamos entre ustedes buscando únicamente el bien de ustedes.</w:t>
       </w:r>
     </w:p>
     <w:p>
@@ -361,7 +361,7 @@
         <w:rPr>
           <w:lang w:val="es_ES" w:bidi="es_ES"/>
         </w:rPr>
-        <w:t xml:space="preserve"> El mensaje del Señor salió de ustedes y ya se ha difundido no solo en Macedonia y Acaya, sino por todas partes. Su fe en Dios es tan conocida que ya no necesitamos decir nada,</w:t>
+        <w:t xml:space="preserve"> El mensaje del Señor salió de ustedes y ya se ha difundido no solo en Macedonia y Acaya, sino por todas partes. Su fe en Dios es tan conocida que ya no necesitamos decir nada.</w:t>
       </w:r>
     </w:p>
     <w:p>
@@ -382,7 +382,7 @@
         <w:rPr>
           <w:lang w:val="es_ES" w:bidi="es_ES"/>
         </w:rPr>
-        <w:t xml:space="preserve"> porque ellos mismos cuentan de la buena acogida que nos dieron y de cómo se convirtieron a Dios, dejando los ídolos para servir al Dios vivo y verdadero,</w:t>
+        <w:t xml:space="preserve"> Ellos mismos cuentan de la buena acogida que nos dieron y de cómo se convirtieron a Dios. Ustedes dejaron los ídolos para servir al Dios vivo y verdadero,</w:t>
       </w:r>
     </w:p>
     <w:p>
@@ -403,7 +403,7 @@
         <w:rPr>
           <w:lang w:val="es_ES" w:bidi="es_ES"/>
         </w:rPr>
-        <w:t xml:space="preserve"> y para esperar del cielo a su Hijo Jesús, a quien resucitó de entre los muertos y quien nos libra del castigo que ha de venir.</w:t>
+        <w:t xml:space="preserve"> y para esperar del cielo a su Hijo Jesús. Dios lo resucitó de entre los muertos y él nos libra del castigo que ha de venir.</w:t>
       </w:r>
     </w:p>
     <w:p>
@@ -587,7 +587,7 @@
         <w:rPr>
           <w:lang w:val="es_ES" w:bidi="es_ES"/>
         </w:rPr>
-        <w:t xml:space="preserve"> Tan grande es el cariño que les tenemos que no solo les habríamos anunciado el evangelio, sino que también habríamos dado nuestras propias vidas por ustedes.</w:t>
+        <w:t xml:space="preserve"> Tan grande es el cariño que les tenemos que no solo les habríamos anunciado las buenas noticias, sino que también habríamos dado nuestras propias vidas por ustedes.</w:t>
       </w:r>
     </w:p>
     <w:p>
@@ -608,7 +608,7 @@
         <w:rPr>
           <w:lang w:val="es_ES" w:bidi="es_ES"/>
         </w:rPr>
-        <w:t xml:space="preserve"> Recuerden, hermanos, cómo trabajamos arduamente para anunciarles el evangelio de Dios. Trabajamos día y noche para no ser una carga para ninguno de ustedes.</w:t>
+        <w:t xml:space="preserve"> Recuerden, hermanos, cómo trabajamos arduamente para anunciarles las buenas noticias de Dios. Trabajamos día y noche para no ser una carga para ninguno de ustedes.</w:t>
       </w:r>
     </w:p>
     <w:p>
@@ -671,7 +671,7 @@
         <w:rPr>
           <w:lang w:val="es_ES" w:bidi="es_ES"/>
         </w:rPr>
-        <w:t xml:space="preserve"> Los hemos animado, consolado e instado a vivir de manera digna de Dios, quien los llama a su reino y a su gloria.</w:t>
+        <w:t xml:space="preserve"> Los hemos animado, consolado e instado a vivir de manera digna de Dios. Él los llama a su reino y a su gloria.</w:t>
       </w:r>
     </w:p>
     <w:p>
@@ -692,7 +692,7 @@
         <w:rPr>
           <w:lang w:val="es_ES" w:bidi="es_ES"/>
         </w:rPr>
-        <w:t xml:space="preserve"> Por eso, no dejamos de dar gracias a Dios, pues cuando ustedes recibieron la palabra de Dios que les predicamos, la aceptaron no como palabra humana, sino como lo que realmente es: palabra de Dios, que actúa en ustedes los creyentes.</w:t>
+        <w:t xml:space="preserve"> Por eso, no dejamos de dar gracias a Dios, pues cuando ustedes recibieron la palabra de Dios que les predicamos, la aceptaron no como palabra humana, sino como lo que realmente es. Es palabra de Dios, que actúa en ustedes los creyentes.</w:t>
       </w:r>
     </w:p>
     <w:p>
@@ -776,7 +776,7 @@
         <w:rPr>
           <w:lang w:val="es_ES" w:bidi="es_ES"/>
         </w:rPr>
-        <w:t xml:space="preserve"> Hermanos, aunque estuvimos separados de ustedes por un tiempo, fue solo físicamente y no de corazón, e hicimos todo lo posible por volver a verlos, con gran anhelo.</w:t>
+        <w:t xml:space="preserve"> Hermanos, aunque estuvimos separados de ustedes por un tiempo, fue solo físicamente y no de corazón. Hicimos todo lo posible por volver a verlos, con gran anhelo.</w:t>
       </w:r>
     </w:p>
     <w:p>
@@ -897,7 +897,7 @@
         <w:rPr>
           <w:lang w:val="es_ES" w:bidi="es_ES"/>
         </w:rPr>
-        <w:t xml:space="preserve"> Por eso les enviamos a Timoteo, nuestro hermano y colaborador de Dios en el evangelio de Cristo, para que los fortalezca y anime en su fe,</w:t>
+        <w:t xml:space="preserve"> Por eso les enviamos a Timoteo, nuestro hermano y colaborador de Dios en las buenas noticias de Cristo. Lo enviamos para que los fortalezca y anime en su fe, y</w:t>
       </w:r>
     </w:p>
     <w:p>
@@ -1165,7 +1165,7 @@
         <w:rPr>
           <w:lang w:val="es_ES" w:bidi="es_ES"/>
         </w:rPr>
-        <w:t xml:space="preserve"> Finalmente, hermanos, les rogamos y animamos en el nombre del Señor Jesús a que sigan progresando en la manera de vivir que agrada a Dios, tal como aprendieron de nosotros. En realidad, ya lo están haciendo.</w:t>
+        <w:t xml:space="preserve"> Finalmente, hermanos, sigan progresando en la manera de vivir que agrada a Dios, tal como aprendieron de nosotros. Les rogamos y animamos en el nombre del Señor Jesús a que lo hagan. En realidad, ya lo están haciendo.</w:t>
       </w:r>
     </w:p>
     <w:p>
@@ -1207,7 +1207,7 @@
         <w:rPr>
           <w:lang w:val="es_ES" w:bidi="es_ES"/>
         </w:rPr>
-        <w:t xml:space="preserve"> Dios quiere que sean santos; que se aparten de la inmoralidad sexual;</w:t>
+        <w:t xml:space="preserve"> Dios quiere que sean santos. Quiere que se aparten de la inmoralidad sexual.</w:t>
       </w:r>
     </w:p>
     <w:p>
@@ -1228,7 +1228,7 @@
         <w:rPr>
           <w:lang w:val="es_ES" w:bidi="es_ES"/>
         </w:rPr>
-        <w:t xml:space="preserve"> que cada uno de ustedes aprenda a controlar su propio cuerpo de una manera santa y digna;</w:t>
+        <w:t xml:space="preserve"> Quiere que cada uno de ustedes aprenda a controlar su propio cuerpo de una manera santa y digna.</w:t>
       </w:r>
     </w:p>
     <w:p>
@@ -1249,7 +1249,7 @@
         <w:rPr>
           <w:lang w:val="es_ES" w:bidi="es_ES"/>
         </w:rPr>
-        <w:t xml:space="preserve"> que no se dejen llevar por los malos deseos como hacen los paganos, que no conocen a Dios,</w:t>
+        <w:t xml:space="preserve"> Quiere que no se dejen llevar por los malos deseos como hacen los que no conocen a Dios.</w:t>
       </w:r>
     </w:p>
     <w:p>
@@ -1270,7 +1270,7 @@
         <w:rPr>
           <w:lang w:val="es_ES" w:bidi="es_ES"/>
         </w:rPr>
-        <w:t xml:space="preserve"> y que nadie haga daño a su hermano ni se aproveche de él en este asunto. El Señor castiga todo esto, como ya les dijimos y advertimos.</w:t>
+        <w:t xml:space="preserve"> No quiere que nadie haga daño a su hermano ni se aproveche de él en este asunto. El Señor castiga todo esto, como ya les dijimos y advertimos.</w:t>
       </w:r>
     </w:p>
     <w:p>
@@ -1459,7 +1459,7 @@
         <w:rPr>
           <w:lang w:val="es_ES" w:bidi="es_ES"/>
         </w:rPr>
-        <w:t xml:space="preserve"> Les decimos esto de acuerdo con la palabra del Señor: los que estemos vivos cuando el Señor regrese no nos adelantaremos a los que ya hayan muerto.</w:t>
+        <w:t xml:space="preserve"> Les decimos esto de acuerdo con la palabra del Señor. Dijo que los que estemos vivos cuando el Señor regrese no nos adelantaremos a los que ya hayan muerto.</w:t>
       </w:r>
     </w:p>
     <w:p>
@@ -1480,7 +1480,7 @@
         <w:rPr>
           <w:lang w:val="es_ES" w:bidi="es_ES"/>
         </w:rPr>
-        <w:t xml:space="preserve"> El Señor mismo descenderá del cielo con voz de mando, con voz de arcángel y con trompeta de Dios. Los que murieron en Cristo resucitarán primero.</w:t>
+        <w:t xml:space="preserve"> El Señor mismo descenderá del cielo con voz de mando, con voz de arcángel y con trompeta de Dios. Los que murieron creyendo en Cristo resucitarán primero.</w:t>
       </w:r>
     </w:p>
     <w:p>
@@ -1580,7 +1580,7 @@
         <w:rPr>
           <w:lang w:val="es_ES" w:bidi="es_ES"/>
         </w:rPr>
-        <w:t xml:space="preserve"> Ustedes saben muy bien que el día del Señor vendrá como ladrón en la noche.</w:t>
+        <w:t xml:space="preserve"> Saben muy bien que el día del Señor vendrá como ladrón en la noche.</w:t>
       </w:r>
     </w:p>
     <w:p>
@@ -1601,7 +1601,7 @@
         <w:rPr>
           <w:lang w:val="es_ES" w:bidi="es_ES"/>
         </w:rPr>
-        <w:t xml:space="preserve"> Cuando la gente diga: «Hay paz y seguridad», entonces la destrucción vendrá sobre ellos de repente, como los dolores de parto a una mujer embarazada. No podrán escapar.</w:t>
+        <w:t xml:space="preserve"> La gente dirá: —Hay paz y seguridad. Entonces la destrucción vendrá sobre ellos de repente, como los dolores de parto a una mujer embarazada. No podrán escapar.</w:t>
       </w:r>
     </w:p>
     <w:p>
@@ -1706,7 +1706,7 @@
         <w:rPr>
           <w:lang w:val="es_ES" w:bidi="es_ES"/>
         </w:rPr>
-        <w:t xml:space="preserve"> Pero nosotros pertenecemos al día, así que debemos estar siempre sobrios. Vistámonos con la coraza de la fe y el amor, y con el casco de la esperanza de salvación,</w:t>
+        <w:t xml:space="preserve"> Pero nosotros pertenecemos al día, así que debemos estar siempre sobrios. Vistámonos con la coraza de la fe y el amor, y con el casco de la esperanza de salvación.</w:t>
       </w:r>
     </w:p>
     <w:p>
@@ -1727,7 +1727,7 @@
         <w:rPr>
           <w:lang w:val="es_ES" w:bidi="es_ES"/>
         </w:rPr>
-        <w:t xml:space="preserve"> pues Dios no nos destinó a sufrir el castigo, sino a recibir la salvación por medio de nuestro Señor Jesucristo.</w:t>
+        <w:t xml:space="preserve"> Dios no nos destinó a sufrir el castigo, sino a recibir la salvación por medio de nuestro Señor Jesucristo.</w:t>
       </w:r>
     </w:p>
     <w:p>
